--- a/1. Ideation Phase/Define Problem Statements.docx
+++ b/1. Ideation Phase/Define Problem Statements.docx
@@ -179,11 +179,7 @@
           </w:tcPr>
           <w:p>
             <w:r>
-              <w:rPr>
-                <w:sz w:val="21"/>
-                <w:szCs w:val="21"/>
-              </w:rPr>
-              <w:t>Software Installation Request Automation</w:t>
+              <w:t>Employee Issue Management – Record Producer and Service Portal Integration</w:t>
             </w:r>
           </w:p>
         </w:tc>
@@ -236,31 +232,6 @@
     </w:tbl>
     <w:p>
       <w:pPr>
-        <w:spacing w:before="220" w:after="80"/>
-      </w:pPr>
-      <w:r>
-        <w:rPr>
-          <w:b/>
-          <w:bCs/>
-          <w:sz w:val="23"/>
-          <w:szCs w:val="23"/>
-        </w:rPr>
-        <w:t xml:space="preserve">Customer Problem </w:t>
-      </w:r>
-      <w:proofErr w:type="gramStart"/>
-      <w:r>
-        <w:rPr>
-          <w:b/>
-          <w:bCs/>
-          <w:sz w:val="23"/>
-          <w:szCs w:val="23"/>
-        </w:rPr>
-        <w:t>Statement :</w:t>
-      </w:r>
-      <w:proofErr w:type="gramEnd"/>
-    </w:p>
-    <w:p>
-      <w:pPr>
         <w:widowControl w:val="0"/>
         <w:pBdr>
           <w:top w:val="nil"/>
@@ -272,6 +243,9 @@
         <w:spacing w:after="0"/>
       </w:pPr>
       <w:r>
+        <w:rPr>
+          <w:noProof/>
+        </w:rPr>
         <w:drawing>
           <wp:inline distT="0" distB="0" distL="0" distR="0" wp14:anchorId="34B85F61" wp14:editId="736FCE14">
             <wp:extent cx="6318885" cy="3410585"/>
@@ -455,7 +429,6 @@
           <w:szCs w:val="26"/>
           <w:lang w:val="en-IN"/>
         </w:rPr>
-        <w:lastRenderedPageBreak/>
         <w:t>PS-2 – Support / Assignment Team Member (IT, HR, Payroll, Facilities)</w:t>
       </w:r>
     </w:p>
@@ -1109,6 +1082,7 @@
   <w:style w:type="character" w:default="1" w:styleId="DefaultParagraphFont">
     <w:name w:val="Default Paragraph Font"/>
     <w:uiPriority w:val="1"/>
+    <w:semiHidden/>
     <w:unhideWhenUsed/>
   </w:style>
   <w:style w:type="table" w:default="1" w:styleId="TableNormal">
